--- a/docs/02-技术方案/myMemory_风险预案清单（人工修改稿）.docx
+++ b/docs/02-技术方案/myMemory_风险预案清单（人工修改稿）.docx
@@ -1,6 +1,6 @@
 
 <file path=word/document.xml><?xml version="1.0" encoding="utf-8"?>
-<w:document xmlns:w="http://schemas.openxmlformats.org/wordprocessingml/2006/main">
+<w:document xmlns:w="http://schemas.openxmlformats.org/wordprocessingml/2006/main" xmlns:r="http://schemas.openxmlformats.org/officeDocument/2006/relationships" xmlns:wp="http://schemas.openxmlformats.org/drawingml/2006/wordprocessingDrawing" xmlns:a="http://schemas.openxmlformats.org/drawingml/2006/main" xmlns:pic="http://schemas.openxmlformats.org/drawingml/2006/picture">
   <w:body>
     <w:p>
       <w:pPr>
@@ -21,7 +21,7 @@
     <w:p>
       <w:pPr>
         <w:jc w:val="center"/>
-        <w:spacing w:before="0" w:after="260" w:line="360" w:lineRule="auto"/>
+        <w:spacing w:before="0" w:after="200" w:line="360" w:lineRule="auto"/>
       </w:pPr>
       <w:r>
         <w:rPr>
@@ -30,7 +30,7 @@
           <w:color w:val="617083"/>
           <w:sz w:val="26"/>
         </w:rPr>
-        <w:t xml:space="preserve">技术方案与页面原型规划</w:t>
+        <w:t xml:space="preserve">项目专属风险预案清单</w:t>
       </w:r>
     </w:p>
     <w:p>
@@ -44,24 +44,7 @@
           <w:color w:val="617083"/>
           <w:sz w:val="20"/>
         </w:rPr>
-        <w:t xml:space="preserve">网页微缩版 · 技术规划 v1.0</w:t>
-      </w:r>
-    </w:p>
-    <w:p>
-      <w:pPr>
-        <w:pStyle w:val="Heading1"/>
-        <w:spacing w:before="280" w:after="140" w:line="360" w:lineRule="auto"/>
-      </w:pPr>
-      <w:r>
-        <w:rPr>
-          <w:rFonts w:ascii="Microsoft YaHei" w:hAnsi="Microsoft YaHei" w:eastAsia="Microsoft YaHei"/>
-          <w:b/>
-          <w:color w:val="193B59"/>
-          <w:sz w:val="30"/>
-        </w:rPr>
-        <w:t xml:space="preserve">myMemory</w:t>
-        <w:br/>
-        <w:t>口述记录生成传记系统</w:t>
+        <w:t xml:space="preserve">网页微缩版 · 风险预案 v1.0｜依据：《技术方案与页面原型规划（人工修改稿）》　|　状态：定稿　|　用途：实验2 交付物③</w:t>
       </w:r>
     </w:p>
     <w:p>
